--- a/docs/static-guides/feishu-word/01-中转注册与API密钥/02-Claude-Code-配置教程.docx
+++ b/docs/static-guides/feishu-word/01-中转注册与API密钥/02-Claude-Code-配置教程.docx
@@ -14,7 +14,7 @@
       </w:pPr>
       <w:r>
         <w:rPr>
-          <w:rFonts w:ascii="Arial Unicode MS" w:hAnsi="Arial Unicode MS" w:eastAsia="Arial Unicode MS" w:cs="Arial Unicode MS"/>
+          <w:rFonts w:ascii="Arial" w:hAnsi="Arial" w:eastAsia="PingFang SC" w:cs="PingFang SC"/>
           <w:b/>
           <w:color w:val="2E74B5"/>
           <w:sz w:val="21"/>
@@ -30,7 +30,7 @@
       </w:pPr>
       <w:r>
         <w:rPr>
-          <w:rFonts w:ascii="Arial Unicode MS" w:hAnsi="Arial Unicode MS" w:eastAsia="Arial Unicode MS" w:cs="Arial Unicode MS"/>
+          <w:rFonts w:ascii="Arial" w:hAnsi="Arial" w:eastAsia="PingFang SC" w:cs="PingFang SC"/>
           <w:b/>
           <w:color w:val="0B2545"/>
           <w:sz w:val="54"/>
@@ -45,7 +45,7 @@
       </w:pPr>
       <w:r>
         <w:rPr>
-          <w:rFonts w:ascii="Arial Unicode MS" w:hAnsi="Arial Unicode MS" w:eastAsia="Arial Unicode MS" w:cs="Arial Unicode MS"/>
+          <w:rFonts w:ascii="Arial" w:hAnsi="Arial" w:eastAsia="PingFang SC" w:cs="PingFang SC"/>
           <w:color w:val="5F6368"/>
           <w:sz w:val="26"/>
         </w:rPr>
@@ -59,7 +59,7 @@
       </w:pPr>
       <w:r>
         <w:rPr>
-          <w:rFonts w:ascii="Arial Unicode MS" w:hAnsi="Arial Unicode MS" w:eastAsia="Arial Unicode MS" w:cs="Arial Unicode MS"/>
+          <w:rFonts w:ascii="Arial" w:hAnsi="Arial" w:eastAsia="PingFang SC" w:cs="PingFang SC"/>
           <w:b/>
           <w:color w:val="2E74B5"/>
           <w:sz w:val="20"/>
@@ -81,14 +81,14 @@
       </w:pPr>
       <w:r>
         <w:rPr>
-          <w:rFonts w:ascii="Arial Unicode MS" w:hAnsi="Arial Unicode MS" w:eastAsia="Arial Unicode MS" w:cs="Arial Unicode MS"/>
+          <w:rFonts w:ascii="Arial" w:hAnsi="Arial" w:eastAsia="PingFang SC" w:cs="PingFang SC"/>
           <w:b w:val="0"/>
         </w:rPr>
         <w:t>API base_url：</w:t>
       </w:r>
       <w:r>
         <w:rPr>
-          <w:rFonts w:ascii="Menlo" w:hAnsi="Menlo" w:eastAsia="Arial Unicode MS" w:cs="Arial Unicode MS"/>
+          <w:rFonts w:ascii="Menlo" w:hAnsi="Menlo" w:eastAsia="PingFang SC" w:cs="PingFang SC"/>
           <w:b w:val="0"/>
           <w:color w:val="1F4D78"/>
           <w:sz w:val="20"/>
@@ -102,14 +102,14 @@
       </w:pPr>
       <w:r>
         <w:rPr>
-          <w:rFonts w:ascii="Arial Unicode MS" w:hAnsi="Arial Unicode MS" w:eastAsia="Arial Unicode MS" w:cs="Arial Unicode MS"/>
+          <w:rFonts w:ascii="Arial" w:hAnsi="Arial" w:eastAsia="PingFang SC" w:cs="PingFang SC"/>
           <w:b w:val="0"/>
         </w:rPr>
         <w:t xml:space="preserve">前置步骤：请先完成父教程《中转注册、兑换与 API 密钥配置教程》，准备好自己的 </w:t>
       </w:r>
       <w:r>
         <w:rPr>
-          <w:rFonts w:ascii="Menlo" w:hAnsi="Menlo" w:eastAsia="Arial Unicode MS" w:cs="Arial Unicode MS"/>
+          <w:rFonts w:ascii="Menlo" w:hAnsi="Menlo" w:eastAsia="PingFang SC" w:cs="PingFang SC"/>
           <w:b w:val="0"/>
           <w:color w:val="1F4D78"/>
           <w:sz w:val="20"/>
@@ -118,7 +118,7 @@
       </w:r>
       <w:r>
         <w:rPr>
-          <w:rFonts w:ascii="Arial Unicode MS" w:hAnsi="Arial Unicode MS" w:eastAsia="Arial Unicode MS" w:cs="Arial Unicode MS"/>
+          <w:rFonts w:ascii="Arial" w:hAnsi="Arial" w:eastAsia="PingFang SC" w:cs="PingFang SC"/>
           <w:b w:val="0"/>
         </w:rPr>
         <w:t xml:space="preserve"> 和 API Key。本文只讲客户端配置，不再重复注册、兑换和创建密钥。</w:t>
@@ -130,7 +130,7 @@
       </w:pPr>
       <w:r>
         <w:rPr>
-          <w:rFonts w:ascii="Arial Unicode MS" w:hAnsi="Arial Unicode MS" w:eastAsia="Arial Unicode MS" w:cs="Arial Unicode MS"/>
+          <w:rFonts w:ascii="Arial" w:hAnsi="Arial" w:eastAsia="PingFang SC" w:cs="PingFang SC"/>
           <w:b w:val="0"/>
         </w:rPr>
         <w:t>教程要点</w:t>
@@ -146,7 +146,7 @@
       </w:pPr>
       <w:r>
         <w:rPr>
-          <w:rFonts w:ascii="Arial Unicode MS" w:hAnsi="Arial Unicode MS" w:eastAsia="Arial Unicode MS" w:cs="Arial Unicode MS"/>
+          <w:rFonts w:ascii="Arial" w:hAnsi="Arial" w:eastAsia="PingFang SC" w:cs="PingFang SC"/>
           <w:b w:val="0"/>
         </w:rPr>
         <w:t>定位 Claude 配置目录</w:t>
@@ -162,14 +162,14 @@
       </w:pPr>
       <w:r>
         <w:rPr>
-          <w:rFonts w:ascii="Arial Unicode MS" w:hAnsi="Arial Unicode MS" w:eastAsia="Arial Unicode MS" w:cs="Arial Unicode MS"/>
+          <w:rFonts w:ascii="Arial" w:hAnsi="Arial" w:eastAsia="PingFang SC" w:cs="PingFang SC"/>
           <w:b w:val="0"/>
         </w:rPr>
         <w:t xml:space="preserve">写入 </w:t>
       </w:r>
       <w:r>
         <w:rPr>
-          <w:rFonts w:ascii="Menlo" w:hAnsi="Menlo" w:eastAsia="Arial Unicode MS" w:cs="Arial Unicode MS"/>
+          <w:rFonts w:ascii="Menlo" w:hAnsi="Menlo" w:eastAsia="PingFang SC" w:cs="PingFang SC"/>
           <w:b w:val="0"/>
           <w:color w:val="1F4D78"/>
           <w:sz w:val="20"/>
@@ -187,7 +187,7 @@
       </w:pPr>
       <w:r>
         <w:rPr>
-          <w:rFonts w:ascii="Arial Unicode MS" w:hAnsi="Arial Unicode MS" w:eastAsia="Arial Unicode MS" w:cs="Arial Unicode MS"/>
+          <w:rFonts w:ascii="Arial" w:hAnsi="Arial" w:eastAsia="PingFang SC" w:cs="PingFang SC"/>
           <w:b w:val="0"/>
         </w:rPr>
         <w:t>可选的系统环境变量配置</w:t>
@@ -203,7 +203,7 @@
       </w:pPr>
       <w:r>
         <w:rPr>
-          <w:rFonts w:ascii="Arial Unicode MS" w:hAnsi="Arial Unicode MS" w:eastAsia="Arial Unicode MS" w:cs="Arial Unicode MS"/>
+          <w:rFonts w:ascii="Arial" w:hAnsi="Arial" w:eastAsia="PingFang SC" w:cs="PingFang SC"/>
           <w:b w:val="0"/>
         </w:rPr>
         <w:t>启动 Claude Code 验证</w:t>
@@ -215,7 +215,7 @@
       </w:pPr>
       <w:r>
         <w:rPr>
-          <w:rFonts w:ascii="Arial Unicode MS" w:hAnsi="Arial Unicode MS" w:eastAsia="Arial Unicode MS" w:cs="Arial Unicode MS"/>
+          <w:rFonts w:ascii="Arial" w:hAnsi="Arial" w:eastAsia="PingFang SC" w:cs="PingFang SC"/>
           <w:b w:val="0"/>
         </w:rPr>
         <w:t>开始前准备</w:t>
@@ -227,14 +227,14 @@
       </w:pPr>
       <w:r>
         <w:rPr>
-          <w:rFonts w:ascii="Arial Unicode MS" w:hAnsi="Arial Unicode MS" w:eastAsia="Arial Unicode MS" w:cs="Arial Unicode MS"/>
+          <w:rFonts w:ascii="Arial" w:hAnsi="Arial" w:eastAsia="PingFang SC" w:cs="PingFang SC"/>
           <w:b w:val="0"/>
         </w:rPr>
         <w:t xml:space="preserve">在父教程中点击“使用密钥”，切换到 Claude Code 配置区域，复制弹窗里的真实 </w:t>
       </w:r>
       <w:r>
         <w:rPr>
-          <w:rFonts w:ascii="Menlo" w:hAnsi="Menlo" w:eastAsia="Arial Unicode MS" w:cs="Arial Unicode MS"/>
+          <w:rFonts w:ascii="Menlo" w:hAnsi="Menlo" w:eastAsia="PingFang SC" w:cs="PingFang SC"/>
           <w:b w:val="0"/>
           <w:color w:val="1F4D78"/>
           <w:sz w:val="20"/>
@@ -243,14 +243,14 @@
       </w:r>
       <w:r>
         <w:rPr>
-          <w:rFonts w:ascii="Arial Unicode MS" w:hAnsi="Arial Unicode MS" w:eastAsia="Arial Unicode MS" w:cs="Arial Unicode MS"/>
+          <w:rFonts w:ascii="Arial" w:hAnsi="Arial" w:eastAsia="PingFang SC" w:cs="PingFang SC"/>
           <w:b w:val="0"/>
         </w:rPr>
         <w:t xml:space="preserve"> 和 </w:t>
       </w:r>
       <w:r>
         <w:rPr>
-          <w:rFonts w:ascii="Menlo" w:hAnsi="Menlo" w:eastAsia="Arial Unicode MS" w:cs="Arial Unicode MS"/>
+          <w:rFonts w:ascii="Menlo" w:hAnsi="Menlo" w:eastAsia="PingFang SC" w:cs="PingFang SC"/>
           <w:b w:val="0"/>
           <w:color w:val="1F4D78"/>
           <w:sz w:val="20"/>
@@ -259,7 +259,7 @@
       </w:r>
       <w:r>
         <w:rPr>
-          <w:rFonts w:ascii="Arial Unicode MS" w:hAnsi="Arial Unicode MS" w:eastAsia="Arial Unicode MS" w:cs="Arial Unicode MS"/>
+          <w:rFonts w:ascii="Arial" w:hAnsi="Arial" w:eastAsia="PingFang SC" w:cs="PingFang SC"/>
           <w:b w:val="0"/>
         </w:rPr>
         <w:t>。</w:t>
@@ -312,7 +312,7 @@
       </w:pPr>
       <w:r>
         <w:rPr>
-          <w:rFonts w:ascii="Arial Unicode MS" w:hAnsi="Arial Unicode MS" w:eastAsia="Arial Unicode MS" w:cs="Arial Unicode MS"/>
+          <w:rFonts w:ascii="Arial" w:hAnsi="Arial" w:eastAsia="PingFang SC" w:cs="PingFang SC"/>
           <w:b w:val="0"/>
         </w:rPr>
         <w:t>图：Claude Code 配置示例。截图中的 API Key 已脱敏，请以自己的弹窗为准。</w:t>
@@ -324,7 +324,7 @@
       </w:pPr>
       <w:r>
         <w:rPr>
-          <w:rFonts w:ascii="Arial Unicode MS" w:hAnsi="Arial Unicode MS" w:eastAsia="Arial Unicode MS" w:cs="Arial Unicode MS"/>
+          <w:rFonts w:ascii="Arial" w:hAnsi="Arial" w:eastAsia="PingFang SC" w:cs="PingFang SC"/>
           <w:b w:val="0"/>
         </w:rPr>
         <w:t>Claude Code 配置流程</w:t>
@@ -336,14 +336,14 @@
       </w:pPr>
       <w:r>
         <w:rPr>
-          <w:rFonts w:ascii="Arial Unicode MS" w:hAnsi="Arial Unicode MS" w:eastAsia="Arial Unicode MS" w:cs="Arial Unicode MS"/>
+          <w:rFonts w:ascii="Arial" w:hAnsi="Arial" w:eastAsia="PingFang SC" w:cs="PingFang SC"/>
           <w:b w:val="0"/>
         </w:rPr>
         <w:t xml:space="preserve">按“使用密钥”弹窗中的 Claude Code 配置，手动写入环境变量。Claude Code 支持在 </w:t>
       </w:r>
       <w:r>
         <w:rPr>
-          <w:rFonts w:ascii="Menlo" w:hAnsi="Menlo" w:eastAsia="Arial Unicode MS" w:cs="Arial Unicode MS"/>
+          <w:rFonts w:ascii="Menlo" w:hAnsi="Menlo" w:eastAsia="PingFang SC" w:cs="PingFang SC"/>
           <w:b w:val="0"/>
           <w:color w:val="1F4D78"/>
           <w:sz w:val="20"/>
@@ -352,14 +352,14 @@
       </w:r>
       <w:r>
         <w:rPr>
-          <w:rFonts w:ascii="Arial Unicode MS" w:hAnsi="Arial Unicode MS" w:eastAsia="Arial Unicode MS" w:cs="Arial Unicode MS"/>
+          <w:rFonts w:ascii="Arial" w:hAnsi="Arial" w:eastAsia="PingFang SC" w:cs="PingFang SC"/>
           <w:b w:val="0"/>
         </w:rPr>
         <w:t xml:space="preserve"> 里通过 </w:t>
       </w:r>
       <w:r>
         <w:rPr>
-          <w:rFonts w:ascii="Menlo" w:hAnsi="Menlo" w:eastAsia="Arial Unicode MS" w:cs="Arial Unicode MS"/>
+          <w:rFonts w:ascii="Menlo" w:hAnsi="Menlo" w:eastAsia="PingFang SC" w:cs="PingFang SC"/>
           <w:b w:val="0"/>
           <w:color w:val="1F4D78"/>
           <w:sz w:val="20"/>
@@ -368,7 +368,7 @@
       </w:r>
       <w:r>
         <w:rPr>
-          <w:rFonts w:ascii="Arial Unicode MS" w:hAnsi="Arial Unicode MS" w:eastAsia="Arial Unicode MS" w:cs="Arial Unicode MS"/>
+          <w:rFonts w:ascii="Arial" w:hAnsi="Arial" w:eastAsia="PingFang SC" w:cs="PingFang SC"/>
           <w:b w:val="0"/>
         </w:rPr>
         <w:t xml:space="preserve"> 为每次会话注入变量；也可以直接写到系统环境变量中。</w:t>
@@ -380,7 +380,7 @@
       </w:pPr>
       <w:r>
         <w:rPr>
-          <w:rFonts w:ascii="Arial Unicode MS" w:hAnsi="Arial Unicode MS" w:eastAsia="Arial Unicode MS" w:cs="Arial Unicode MS"/>
+          <w:rFonts w:ascii="Arial" w:hAnsi="Arial" w:eastAsia="PingFang SC" w:cs="PingFang SC"/>
           <w:b w:val="0"/>
         </w:rPr>
         <w:t>1. 定位 Claude 配置目录</w:t>
@@ -423,7 +423,7 @@
             </w:pPr>
             <w:r>
               <w:rPr>
-                <w:rFonts w:ascii="Arial Unicode MS" w:hAnsi="Arial Unicode MS" w:eastAsia="Arial Unicode MS" w:cs="Arial Unicode MS"/>
+                <w:rFonts w:ascii="Arial" w:hAnsi="Arial" w:eastAsia="PingFang SC" w:cs="PingFang SC"/>
                 <w:b/>
               </w:rPr>
               <w:t>系统</w:t>
@@ -442,7 +442,7 @@
             </w:pPr>
             <w:r>
               <w:rPr>
-                <w:rFonts w:ascii="Arial Unicode MS" w:hAnsi="Arial Unicode MS" w:eastAsia="Arial Unicode MS" w:cs="Arial Unicode MS"/>
+                <w:rFonts w:ascii="Arial" w:hAnsi="Arial" w:eastAsia="PingFang SC" w:cs="PingFang SC"/>
                 <w:b/>
               </w:rPr>
               <w:t>配置目录</w:t>
@@ -461,7 +461,7 @@
             </w:pPr>
             <w:r>
               <w:rPr>
-                <w:rFonts w:ascii="Arial Unicode MS" w:hAnsi="Arial Unicode MS" w:eastAsia="Arial Unicode MS" w:cs="Arial Unicode MS"/>
+                <w:rFonts w:ascii="Arial" w:hAnsi="Arial" w:eastAsia="PingFang SC" w:cs="PingFang SC"/>
                 <w:b/>
               </w:rPr>
               <w:t>打开方式</w:t>
@@ -484,7 +484,7 @@
             </w:pPr>
             <w:r>
               <w:rPr>
-                <w:rFonts w:ascii="Arial Unicode MS" w:hAnsi="Arial Unicode MS" w:eastAsia="Arial Unicode MS" w:cs="Arial Unicode MS"/>
+                <w:rFonts w:ascii="Arial" w:hAnsi="Arial" w:eastAsia="PingFang SC" w:cs="PingFang SC"/>
                 <w:b/>
               </w:rPr>
               <w:t>Windows</w:t>
@@ -502,7 +502,7 @@
             </w:pPr>
             <w:r>
               <w:rPr>
-                <w:rFonts w:ascii="Menlo" w:hAnsi="Menlo" w:eastAsia="Arial Unicode MS" w:cs="Arial Unicode MS"/>
+                <w:rFonts w:ascii="Menlo" w:hAnsi="Menlo" w:eastAsia="PingFang SC" w:cs="PingFang SC"/>
                 <w:b w:val="0"/>
                 <w:color w:val="1F4D78"/>
                 <w:sz w:val="20"/>
@@ -522,14 +522,14 @@
             </w:pPr>
             <w:r>
               <w:rPr>
-                <w:rFonts w:ascii="Arial Unicode MS" w:hAnsi="Arial Unicode MS" w:eastAsia="Arial Unicode MS" w:cs="Arial Unicode MS"/>
+                <w:rFonts w:ascii="Arial" w:hAnsi="Arial" w:eastAsia="PingFang SC" w:cs="PingFang SC"/>
                 <w:b w:val="0"/>
               </w:rPr>
               <w:t xml:space="preserve">按 </w:t>
             </w:r>
             <w:r>
               <w:rPr>
-                <w:rFonts w:ascii="Menlo" w:hAnsi="Menlo" w:eastAsia="Arial Unicode MS" w:cs="Arial Unicode MS"/>
+                <w:rFonts w:ascii="Menlo" w:hAnsi="Menlo" w:eastAsia="PingFang SC" w:cs="PingFang SC"/>
                 <w:b w:val="0"/>
                 <w:color w:val="1F4D78"/>
                 <w:sz w:val="20"/>
@@ -538,14 +538,14 @@
             </w:r>
             <w:r>
               <w:rPr>
-                <w:rFonts w:ascii="Arial Unicode MS" w:hAnsi="Arial Unicode MS" w:eastAsia="Arial Unicode MS" w:cs="Arial Unicode MS"/>
+                <w:rFonts w:ascii="Arial" w:hAnsi="Arial" w:eastAsia="PingFang SC" w:cs="PingFang SC"/>
                 <w:b w:val="0"/>
               </w:rPr>
               <w:t xml:space="preserve"> + </w:t>
             </w:r>
             <w:r>
               <w:rPr>
-                <w:rFonts w:ascii="Menlo" w:hAnsi="Menlo" w:eastAsia="Arial Unicode MS" w:cs="Arial Unicode MS"/>
+                <w:rFonts w:ascii="Menlo" w:hAnsi="Menlo" w:eastAsia="PingFang SC" w:cs="PingFang SC"/>
                 <w:b w:val="0"/>
                 <w:color w:val="1F4D78"/>
                 <w:sz w:val="20"/>
@@ -554,14 +554,14 @@
             </w:r>
             <w:r>
               <w:rPr>
-                <w:rFonts w:ascii="Arial Unicode MS" w:hAnsi="Arial Unicode MS" w:eastAsia="Arial Unicode MS" w:cs="Arial Unicode MS"/>
+                <w:rFonts w:ascii="Arial" w:hAnsi="Arial" w:eastAsia="PingFang SC" w:cs="PingFang SC"/>
                 <w:b w:val="0"/>
               </w:rPr>
               <w:t xml:space="preserve">，输入 </w:t>
             </w:r>
             <w:r>
               <w:rPr>
-                <w:rFonts w:ascii="Menlo" w:hAnsi="Menlo" w:eastAsia="Arial Unicode MS" w:cs="Arial Unicode MS"/>
+                <w:rFonts w:ascii="Menlo" w:hAnsi="Menlo" w:eastAsia="PingFang SC" w:cs="PingFang SC"/>
                 <w:b w:val="0"/>
                 <w:color w:val="1F4D78"/>
                 <w:sz w:val="20"/>
@@ -570,7 +570,7 @@
             </w:r>
             <w:r>
               <w:rPr>
-                <w:rFonts w:ascii="Arial Unicode MS" w:hAnsi="Arial Unicode MS" w:eastAsia="Arial Unicode MS" w:cs="Arial Unicode MS"/>
+                <w:rFonts w:ascii="Arial" w:hAnsi="Arial" w:eastAsia="PingFang SC" w:cs="PingFang SC"/>
                 <w:b w:val="0"/>
               </w:rPr>
               <w:t xml:space="preserve"> 并回车；目录不存在时可手动新建。</w:t>
@@ -593,7 +593,7 @@
             </w:pPr>
             <w:r>
               <w:rPr>
-                <w:rFonts w:ascii="Arial Unicode MS" w:hAnsi="Arial Unicode MS" w:eastAsia="Arial Unicode MS" w:cs="Arial Unicode MS"/>
+                <w:rFonts w:ascii="Arial" w:hAnsi="Arial" w:eastAsia="PingFang SC" w:cs="PingFang SC"/>
                 <w:b/>
               </w:rPr>
               <w:t>macOS</w:t>
@@ -611,7 +611,7 @@
             </w:pPr>
             <w:r>
               <w:rPr>
-                <w:rFonts w:ascii="Menlo" w:hAnsi="Menlo" w:eastAsia="Arial Unicode MS" w:cs="Arial Unicode MS"/>
+                <w:rFonts w:ascii="Menlo" w:hAnsi="Menlo" w:eastAsia="PingFang SC" w:cs="PingFang SC"/>
                 <w:b w:val="0"/>
                 <w:color w:val="1F4D78"/>
                 <w:sz w:val="20"/>
@@ -631,14 +631,14 @@
             </w:pPr>
             <w:r>
               <w:rPr>
-                <w:rFonts w:ascii="Arial Unicode MS" w:hAnsi="Arial Unicode MS" w:eastAsia="Arial Unicode MS" w:cs="Arial Unicode MS"/>
+                <w:rFonts w:ascii="Arial" w:hAnsi="Arial" w:eastAsia="PingFang SC" w:cs="PingFang SC"/>
                 <w:b w:val="0"/>
               </w:rPr>
               <w:t xml:space="preserve">终端执行 </w:t>
             </w:r>
             <w:r>
               <w:rPr>
-                <w:rFonts w:ascii="Menlo" w:hAnsi="Menlo" w:eastAsia="Arial Unicode MS" w:cs="Arial Unicode MS"/>
+                <w:rFonts w:ascii="Menlo" w:hAnsi="Menlo" w:eastAsia="PingFang SC" w:cs="PingFang SC"/>
                 <w:b w:val="0"/>
                 <w:color w:val="1F4D78"/>
                 <w:sz w:val="20"/>
@@ -647,7 +647,7 @@
             </w:r>
             <w:r>
               <w:rPr>
-                <w:rFonts w:ascii="Arial Unicode MS" w:hAnsi="Arial Unicode MS" w:eastAsia="Arial Unicode MS" w:cs="Arial Unicode MS"/>
+                <w:rFonts w:ascii="Arial" w:hAnsi="Arial" w:eastAsia="PingFang SC" w:cs="PingFang SC"/>
                 <w:b w:val="0"/>
               </w:rPr>
               <w:t>。</w:t>
@@ -670,7 +670,7 @@
             </w:pPr>
             <w:r>
               <w:rPr>
-                <w:rFonts w:ascii="Arial Unicode MS" w:hAnsi="Arial Unicode MS" w:eastAsia="Arial Unicode MS" w:cs="Arial Unicode MS"/>
+                <w:rFonts w:ascii="Arial" w:hAnsi="Arial" w:eastAsia="PingFang SC" w:cs="PingFang SC"/>
                 <w:b/>
               </w:rPr>
               <w:t>Linux</w:t>
@@ -688,7 +688,7 @@
             </w:pPr>
             <w:r>
               <w:rPr>
-                <w:rFonts w:ascii="Menlo" w:hAnsi="Menlo" w:eastAsia="Arial Unicode MS" w:cs="Arial Unicode MS"/>
+                <w:rFonts w:ascii="Menlo" w:hAnsi="Menlo" w:eastAsia="PingFang SC" w:cs="PingFang SC"/>
                 <w:b w:val="0"/>
                 <w:color w:val="1F4D78"/>
                 <w:sz w:val="20"/>
@@ -708,14 +708,14 @@
             </w:pPr>
             <w:r>
               <w:rPr>
-                <w:rFonts w:ascii="Arial Unicode MS" w:hAnsi="Arial Unicode MS" w:eastAsia="Arial Unicode MS" w:cs="Arial Unicode MS"/>
+                <w:rFonts w:ascii="Arial" w:hAnsi="Arial" w:eastAsia="PingFang SC" w:cs="PingFang SC"/>
                 <w:b w:val="0"/>
               </w:rPr>
               <w:t xml:space="preserve">终端执行 </w:t>
             </w:r>
             <w:r>
               <w:rPr>
-                <w:rFonts w:ascii="Menlo" w:hAnsi="Menlo" w:eastAsia="Arial Unicode MS" w:cs="Arial Unicode MS"/>
+                <w:rFonts w:ascii="Menlo" w:hAnsi="Menlo" w:eastAsia="PingFang SC" w:cs="PingFang SC"/>
                 <w:b w:val="0"/>
                 <w:color w:val="1F4D78"/>
                 <w:sz w:val="20"/>
@@ -724,7 +724,7 @@
             </w:r>
             <w:r>
               <w:rPr>
-                <w:rFonts w:ascii="Arial Unicode MS" w:hAnsi="Arial Unicode MS" w:eastAsia="Arial Unicode MS" w:cs="Arial Unicode MS"/>
+                <w:rFonts w:ascii="Arial" w:hAnsi="Arial" w:eastAsia="PingFang SC" w:cs="PingFang SC"/>
                 <w:b w:val="0"/>
               </w:rPr>
               <w:t>。</w:t>
@@ -744,14 +744,14 @@
       </w:pPr>
       <w:r>
         <w:rPr>
-          <w:rFonts w:ascii="Arial Unicode MS" w:hAnsi="Arial Unicode MS" w:eastAsia="Arial Unicode MS" w:cs="Arial Unicode MS"/>
+          <w:rFonts w:ascii="Arial" w:hAnsi="Arial" w:eastAsia="PingFang SC" w:cs="PingFang SC"/>
           <w:b w:val="0"/>
         </w:rPr>
         <w:t xml:space="preserve">2. 方式 A：写入 </w:t>
       </w:r>
       <w:r>
         <w:rPr>
-          <w:rFonts w:ascii="Menlo" w:hAnsi="Menlo" w:eastAsia="Arial Unicode MS" w:cs="Arial Unicode MS"/>
+          <w:rFonts w:ascii="Menlo" w:hAnsi="Menlo" w:eastAsia="PingFang SC" w:cs="PingFang SC"/>
           <w:b w:val="0"/>
           <w:color w:val="1F4D78"/>
           <w:sz w:val="20"/>
@@ -760,7 +760,7 @@
       </w:r>
       <w:r>
         <w:rPr>
-          <w:rFonts w:ascii="Arial Unicode MS" w:hAnsi="Arial Unicode MS" w:eastAsia="Arial Unicode MS" w:cs="Arial Unicode MS"/>
+          <w:rFonts w:ascii="Arial" w:hAnsi="Arial" w:eastAsia="PingFang SC" w:cs="PingFang SC"/>
           <w:b w:val="0"/>
         </w:rPr>
         <w:t>（推荐）</w:t>
@@ -772,14 +772,14 @@
       </w:pPr>
       <w:r>
         <w:rPr>
-          <w:rFonts w:ascii="Arial Unicode MS" w:hAnsi="Arial Unicode MS" w:eastAsia="Arial Unicode MS" w:cs="Arial Unicode MS"/>
+          <w:rFonts w:ascii="Arial" w:hAnsi="Arial" w:eastAsia="PingFang SC" w:cs="PingFang SC"/>
           <w:b w:val="0"/>
         </w:rPr>
         <w:t xml:space="preserve">在 </w:t>
       </w:r>
       <w:r>
         <w:rPr>
-          <w:rFonts w:ascii="Menlo" w:hAnsi="Menlo" w:eastAsia="Arial Unicode MS" w:cs="Arial Unicode MS"/>
+          <w:rFonts w:ascii="Menlo" w:hAnsi="Menlo" w:eastAsia="PingFang SC" w:cs="PingFang SC"/>
           <w:b w:val="0"/>
           <w:color w:val="1F4D78"/>
           <w:sz w:val="20"/>
@@ -788,14 +788,14 @@
       </w:r>
       <w:r>
         <w:rPr>
-          <w:rFonts w:ascii="Arial Unicode MS" w:hAnsi="Arial Unicode MS" w:eastAsia="Arial Unicode MS" w:cs="Arial Unicode MS"/>
+          <w:rFonts w:ascii="Arial" w:hAnsi="Arial" w:eastAsia="PingFang SC" w:cs="PingFang SC"/>
           <w:b w:val="0"/>
         </w:rPr>
         <w:t xml:space="preserve"> 中写入下面结构。</w:t>
       </w:r>
       <w:r>
         <w:rPr>
-          <w:rFonts w:ascii="Menlo" w:hAnsi="Menlo" w:eastAsia="Arial Unicode MS" w:cs="Arial Unicode MS"/>
+          <w:rFonts w:ascii="Menlo" w:hAnsi="Menlo" w:eastAsia="PingFang SC" w:cs="PingFang SC"/>
           <w:b w:val="0"/>
           <w:color w:val="1F4D78"/>
           <w:sz w:val="20"/>
@@ -804,14 +804,14 @@
       </w:r>
       <w:r>
         <w:rPr>
-          <w:rFonts w:ascii="Arial Unicode MS" w:hAnsi="Arial Unicode MS" w:eastAsia="Arial Unicode MS" w:cs="Arial Unicode MS"/>
+          <w:rFonts w:ascii="Arial" w:hAnsi="Arial" w:eastAsia="PingFang SC" w:cs="PingFang SC"/>
           <w:b w:val="0"/>
         </w:rPr>
         <w:t xml:space="preserve"> 和 </w:t>
       </w:r>
       <w:r>
         <w:rPr>
-          <w:rFonts w:ascii="Menlo" w:hAnsi="Menlo" w:eastAsia="Arial Unicode MS" w:cs="Arial Unicode MS"/>
+          <w:rFonts w:ascii="Menlo" w:hAnsi="Menlo" w:eastAsia="PingFang SC" w:cs="PingFang SC"/>
           <w:b w:val="0"/>
           <w:color w:val="1F4D78"/>
           <w:sz w:val="20"/>
@@ -820,14 +820,14 @@
       </w:r>
       <w:r>
         <w:rPr>
-          <w:rFonts w:ascii="Arial Unicode MS" w:hAnsi="Arial Unicode MS" w:eastAsia="Arial Unicode MS" w:cs="Arial Unicode MS"/>
+          <w:rFonts w:ascii="Arial" w:hAnsi="Arial" w:eastAsia="PingFang SC" w:cs="PingFang SC"/>
           <w:b w:val="0"/>
         </w:rPr>
         <w:t xml:space="preserve"> 请复制“使用密钥”弹窗里的真实值；如果弹窗给出的地址带 </w:t>
       </w:r>
       <w:r>
         <w:rPr>
-          <w:rFonts w:ascii="Menlo" w:hAnsi="Menlo" w:eastAsia="Arial Unicode MS" w:cs="Arial Unicode MS"/>
+          <w:rFonts w:ascii="Menlo" w:hAnsi="Menlo" w:eastAsia="PingFang SC" w:cs="PingFang SC"/>
           <w:b w:val="0"/>
           <w:color w:val="1F4D78"/>
           <w:sz w:val="20"/>
@@ -836,7 +836,7 @@
       </w:r>
       <w:r>
         <w:rPr>
-          <w:rFonts w:ascii="Arial Unicode MS" w:hAnsi="Arial Unicode MS" w:eastAsia="Arial Unicode MS" w:cs="Arial Unicode MS"/>
+          <w:rFonts w:ascii="Arial" w:hAnsi="Arial" w:eastAsia="PingFang SC" w:cs="PingFang SC"/>
           <w:b w:val="0"/>
         </w:rPr>
         <w:t>，就照弹窗填写。</w:t>
@@ -851,7 +851,7 @@
       </w:pPr>
       <w:r>
         <w:rPr>
-          <w:rFonts w:ascii="Menlo" w:hAnsi="Menlo" w:eastAsia="Arial Unicode MS" w:cs="Arial Unicode MS"/>
+          <w:rFonts w:ascii="Menlo" w:hAnsi="Menlo" w:eastAsia="PingFang SC" w:cs="PingFang SC"/>
           <w:color w:val="0B2545"/>
           <w:sz w:val="18"/>
         </w:rPr>
@@ -879,14 +879,14 @@
       </w:pPr>
       <w:r>
         <w:rPr>
-          <w:rFonts w:ascii="Arial Unicode MS" w:hAnsi="Arial Unicode MS" w:eastAsia="Arial Unicode MS" w:cs="Arial Unicode MS"/>
+          <w:rFonts w:ascii="Arial" w:hAnsi="Arial" w:eastAsia="PingFang SC" w:cs="PingFang SC"/>
           <w:b w:val="0"/>
         </w:rPr>
         <w:t xml:space="preserve">提示：如果文件里已经有其他设置，只新增或合并 </w:t>
       </w:r>
       <w:r>
         <w:rPr>
-          <w:rFonts w:ascii="Menlo" w:hAnsi="Menlo" w:eastAsia="Arial Unicode MS" w:cs="Arial Unicode MS"/>
+          <w:rFonts w:ascii="Menlo" w:hAnsi="Menlo" w:eastAsia="PingFang SC" w:cs="PingFang SC"/>
           <w:b w:val="0"/>
           <w:color w:val="1F4D78"/>
           <w:sz w:val="20"/>
@@ -895,14 +895,14 @@
       </w:r>
       <w:r>
         <w:rPr>
-          <w:rFonts w:ascii="Arial Unicode MS" w:hAnsi="Arial Unicode MS" w:eastAsia="Arial Unicode MS" w:cs="Arial Unicode MS"/>
+          <w:rFonts w:ascii="Arial" w:hAnsi="Arial" w:eastAsia="PingFang SC" w:cs="PingFang SC"/>
           <w:b w:val="0"/>
         </w:rPr>
         <w:t xml:space="preserve"> 字段，不要覆盖原有 </w:t>
       </w:r>
       <w:r>
         <w:rPr>
-          <w:rFonts w:ascii="Menlo" w:hAnsi="Menlo" w:eastAsia="Arial Unicode MS" w:cs="Arial Unicode MS"/>
+          <w:rFonts w:ascii="Menlo" w:hAnsi="Menlo" w:eastAsia="PingFang SC" w:cs="PingFang SC"/>
           <w:b w:val="0"/>
           <w:color w:val="1F4D78"/>
           <w:sz w:val="20"/>
@@ -911,14 +911,14 @@
       </w:r>
       <w:r>
         <w:rPr>
-          <w:rFonts w:ascii="Arial Unicode MS" w:hAnsi="Arial Unicode MS" w:eastAsia="Arial Unicode MS" w:cs="Arial Unicode MS"/>
+          <w:rFonts w:ascii="Arial" w:hAnsi="Arial" w:eastAsia="PingFang SC" w:cs="PingFang SC"/>
           <w:b w:val="0"/>
         </w:rPr>
         <w:t>、</w:t>
       </w:r>
       <w:r>
         <w:rPr>
-          <w:rFonts w:ascii="Menlo" w:hAnsi="Menlo" w:eastAsia="Arial Unicode MS" w:cs="Arial Unicode MS"/>
+          <w:rFonts w:ascii="Menlo" w:hAnsi="Menlo" w:eastAsia="PingFang SC" w:cs="PingFang SC"/>
           <w:b w:val="0"/>
           <w:color w:val="1F4D78"/>
           <w:sz w:val="20"/>
@@ -927,7 +927,7 @@
       </w:r>
       <w:r>
         <w:rPr>
-          <w:rFonts w:ascii="Arial Unicode MS" w:hAnsi="Arial Unicode MS" w:eastAsia="Arial Unicode MS" w:cs="Arial Unicode MS"/>
+          <w:rFonts w:ascii="Arial" w:hAnsi="Arial" w:eastAsia="PingFang SC" w:cs="PingFang SC"/>
           <w:b w:val="0"/>
         </w:rPr>
         <w:t xml:space="preserve"> 等配置。</w:t>
@@ -939,7 +939,7 @@
       </w:pPr>
       <w:r>
         <w:rPr>
-          <w:rFonts w:ascii="Arial Unicode MS" w:hAnsi="Arial Unicode MS" w:eastAsia="Arial Unicode MS" w:cs="Arial Unicode MS"/>
+          <w:rFonts w:ascii="Arial" w:hAnsi="Arial" w:eastAsia="PingFang SC" w:cs="PingFang SC"/>
           <w:b w:val="0"/>
         </w:rPr>
         <w:t>3. 方式 B：配置系统环境变量</w:t>
@@ -981,7 +981,7 @@
             </w:pPr>
             <w:r>
               <w:rPr>
-                <w:rFonts w:ascii="Arial Unicode MS" w:hAnsi="Arial Unicode MS" w:eastAsia="Arial Unicode MS" w:cs="Arial Unicode MS"/>
+                <w:rFonts w:ascii="Arial" w:hAnsi="Arial" w:eastAsia="PingFang SC" w:cs="PingFang SC"/>
                 <w:b/>
               </w:rPr>
               <w:t>系统</w:t>
@@ -1000,7 +1000,7 @@
             </w:pPr>
             <w:r>
               <w:rPr>
-                <w:rFonts w:ascii="Arial Unicode MS" w:hAnsi="Arial Unicode MS" w:eastAsia="Arial Unicode MS" w:cs="Arial Unicode MS"/>
+                <w:rFonts w:ascii="Arial" w:hAnsi="Arial" w:eastAsia="PingFang SC" w:cs="PingFang SC"/>
                 <w:b/>
               </w:rPr>
               <w:t>设置方法</w:t>
@@ -1023,7 +1023,7 @@
             </w:pPr>
             <w:r>
               <w:rPr>
-                <w:rFonts w:ascii="Arial Unicode MS" w:hAnsi="Arial Unicode MS" w:eastAsia="Arial Unicode MS" w:cs="Arial Unicode MS"/>
+                <w:rFonts w:ascii="Arial" w:hAnsi="Arial" w:eastAsia="PingFang SC" w:cs="PingFang SC"/>
                 <w:b/>
               </w:rPr>
               <w:t>Windows PowerShell</w:t>
@@ -1041,7 +1041,7 @@
             </w:pPr>
             <w:r>
               <w:rPr>
-                <w:rFonts w:ascii="Menlo" w:hAnsi="Menlo" w:eastAsia="Arial Unicode MS" w:cs="Arial Unicode MS"/>
+                <w:rFonts w:ascii="Menlo" w:hAnsi="Menlo" w:eastAsia="PingFang SC" w:cs="PingFang SC"/>
                 <w:b w:val="0"/>
                 <w:color w:val="1F4D78"/>
                 <w:sz w:val="20"/>
@@ -1053,7 +1053,7 @@
             </w:r>
             <w:r>
               <w:rPr>
-                <w:rFonts w:ascii="Menlo" w:hAnsi="Menlo" w:eastAsia="Arial Unicode MS" w:cs="Arial Unicode MS"/>
+                <w:rFonts w:ascii="Menlo" w:hAnsi="Menlo" w:eastAsia="PingFang SC" w:cs="PingFang SC"/>
                 <w:b w:val="0"/>
                 <w:color w:val="1F4D78"/>
                 <w:sz w:val="20"/>
@@ -1078,7 +1078,7 @@
             </w:pPr>
             <w:r>
               <w:rPr>
-                <w:rFonts w:ascii="Arial Unicode MS" w:hAnsi="Arial Unicode MS" w:eastAsia="Arial Unicode MS" w:cs="Arial Unicode MS"/>
+                <w:rFonts w:ascii="Arial" w:hAnsi="Arial" w:eastAsia="PingFang SC" w:cs="PingFang SC"/>
                 <w:b/>
               </w:rPr>
               <w:t>macOS / zsh</w:t>
@@ -1096,14 +1096,14 @@
             </w:pPr>
             <w:r>
               <w:rPr>
-                <w:rFonts w:ascii="Arial Unicode MS" w:hAnsi="Arial Unicode MS" w:eastAsia="Arial Unicode MS" w:cs="Arial Unicode MS"/>
+                <w:rFonts w:ascii="Arial" w:hAnsi="Arial" w:eastAsia="PingFang SC" w:cs="PingFang SC"/>
                 <w:b w:val="0"/>
               </w:rPr>
               <w:t xml:space="preserve">在 </w:t>
             </w:r>
             <w:r>
               <w:rPr>
-                <w:rFonts w:ascii="Menlo" w:hAnsi="Menlo" w:eastAsia="Arial Unicode MS" w:cs="Arial Unicode MS"/>
+                <w:rFonts w:ascii="Menlo" w:hAnsi="Menlo" w:eastAsia="PingFang SC" w:cs="PingFang SC"/>
                 <w:b w:val="0"/>
                 <w:color w:val="1F4D78"/>
                 <w:sz w:val="20"/>
@@ -1112,14 +1112,14 @@
             </w:r>
             <w:r>
               <w:rPr>
-                <w:rFonts w:ascii="Arial Unicode MS" w:hAnsi="Arial Unicode MS" w:eastAsia="Arial Unicode MS" w:cs="Arial Unicode MS"/>
+                <w:rFonts w:ascii="Arial" w:hAnsi="Arial" w:eastAsia="PingFang SC" w:cs="PingFang SC"/>
                 <w:b w:val="0"/>
               </w:rPr>
               <w:t xml:space="preserve"> 末尾追加 </w:t>
             </w:r>
             <w:r>
               <w:rPr>
-                <w:rFonts w:ascii="Menlo" w:hAnsi="Menlo" w:eastAsia="Arial Unicode MS" w:cs="Arial Unicode MS"/>
+                <w:rFonts w:ascii="Menlo" w:hAnsi="Menlo" w:eastAsia="PingFang SC" w:cs="PingFang SC"/>
                 <w:b w:val="0"/>
                 <w:color w:val="1F4D78"/>
                 <w:sz w:val="20"/>
@@ -1128,14 +1128,14 @@
             </w:r>
             <w:r>
               <w:rPr>
-                <w:rFonts w:ascii="Arial Unicode MS" w:hAnsi="Arial Unicode MS" w:eastAsia="Arial Unicode MS" w:cs="Arial Unicode MS"/>
+                <w:rFonts w:ascii="Arial" w:hAnsi="Arial" w:eastAsia="PingFang SC" w:cs="PingFang SC"/>
                 <w:b w:val="0"/>
               </w:rPr>
               <w:t xml:space="preserve"> 和 </w:t>
             </w:r>
             <w:r>
               <w:rPr>
-                <w:rFonts w:ascii="Menlo" w:hAnsi="Menlo" w:eastAsia="Arial Unicode MS" w:cs="Arial Unicode MS"/>
+                <w:rFonts w:ascii="Menlo" w:hAnsi="Menlo" w:eastAsia="PingFang SC" w:cs="PingFang SC"/>
                 <w:b w:val="0"/>
                 <w:color w:val="1F4D78"/>
                 <w:sz w:val="20"/>
@@ -1144,14 +1144,14 @@
             </w:r>
             <w:r>
               <w:rPr>
-                <w:rFonts w:ascii="Arial Unicode MS" w:hAnsi="Arial Unicode MS" w:eastAsia="Arial Unicode MS" w:cs="Arial Unicode MS"/>
+                <w:rFonts w:ascii="Arial" w:hAnsi="Arial" w:eastAsia="PingFang SC" w:cs="PingFang SC"/>
                 <w:b w:val="0"/>
               </w:rPr>
               <w:t xml:space="preserve">，保存后执行 </w:t>
             </w:r>
             <w:r>
               <w:rPr>
-                <w:rFonts w:ascii="Menlo" w:hAnsi="Menlo" w:eastAsia="Arial Unicode MS" w:cs="Arial Unicode MS"/>
+                <w:rFonts w:ascii="Menlo" w:hAnsi="Menlo" w:eastAsia="PingFang SC" w:cs="PingFang SC"/>
                 <w:b w:val="0"/>
                 <w:color w:val="1F4D78"/>
                 <w:sz w:val="20"/>
@@ -1160,7 +1160,7 @@
             </w:r>
             <w:r>
               <w:rPr>
-                <w:rFonts w:ascii="Arial Unicode MS" w:hAnsi="Arial Unicode MS" w:eastAsia="Arial Unicode MS" w:cs="Arial Unicode MS"/>
+                <w:rFonts w:ascii="Arial" w:hAnsi="Arial" w:eastAsia="PingFang SC" w:cs="PingFang SC"/>
                 <w:b w:val="0"/>
               </w:rPr>
               <w:t>。</w:t>
@@ -1183,7 +1183,7 @@
             </w:pPr>
             <w:r>
               <w:rPr>
-                <w:rFonts w:ascii="Arial Unicode MS" w:hAnsi="Arial Unicode MS" w:eastAsia="Arial Unicode MS" w:cs="Arial Unicode MS"/>
+                <w:rFonts w:ascii="Arial" w:hAnsi="Arial" w:eastAsia="PingFang SC" w:cs="PingFang SC"/>
                 <w:b/>
               </w:rPr>
               <w:t>Linux</w:t>
@@ -1201,14 +1201,14 @@
             </w:pPr>
             <w:r>
               <w:rPr>
-                <w:rFonts w:ascii="Arial Unicode MS" w:hAnsi="Arial Unicode MS" w:eastAsia="Arial Unicode MS" w:cs="Arial Unicode MS"/>
+                <w:rFonts w:ascii="Arial" w:hAnsi="Arial" w:eastAsia="PingFang SC" w:cs="PingFang SC"/>
                 <w:b w:val="0"/>
               </w:rPr>
               <w:t xml:space="preserve">在 </w:t>
             </w:r>
             <w:r>
               <w:rPr>
-                <w:rFonts w:ascii="Menlo" w:hAnsi="Menlo" w:eastAsia="Arial Unicode MS" w:cs="Arial Unicode MS"/>
+                <w:rFonts w:ascii="Menlo" w:hAnsi="Menlo" w:eastAsia="PingFang SC" w:cs="PingFang SC"/>
                 <w:b w:val="0"/>
                 <w:color w:val="1F4D78"/>
                 <w:sz w:val="20"/>
@@ -1217,14 +1217,14 @@
             </w:r>
             <w:r>
               <w:rPr>
-                <w:rFonts w:ascii="Arial Unicode MS" w:hAnsi="Arial Unicode MS" w:eastAsia="Arial Unicode MS" w:cs="Arial Unicode MS"/>
+                <w:rFonts w:ascii="Arial" w:hAnsi="Arial" w:eastAsia="PingFang SC" w:cs="PingFang SC"/>
                 <w:b w:val="0"/>
               </w:rPr>
               <w:t xml:space="preserve"> 或 </w:t>
             </w:r>
             <w:r>
               <w:rPr>
-                <w:rFonts w:ascii="Menlo" w:hAnsi="Menlo" w:eastAsia="Arial Unicode MS" w:cs="Arial Unicode MS"/>
+                <w:rFonts w:ascii="Menlo" w:hAnsi="Menlo" w:eastAsia="PingFang SC" w:cs="PingFang SC"/>
                 <w:b w:val="0"/>
                 <w:color w:val="1F4D78"/>
                 <w:sz w:val="20"/>
@@ -1233,14 +1233,14 @@
             </w:r>
             <w:r>
               <w:rPr>
-                <w:rFonts w:ascii="Arial Unicode MS" w:hAnsi="Arial Unicode MS" w:eastAsia="Arial Unicode MS" w:cs="Arial Unicode MS"/>
+                <w:rFonts w:ascii="Arial" w:hAnsi="Arial" w:eastAsia="PingFang SC" w:cs="PingFang SC"/>
                 <w:b w:val="0"/>
               </w:rPr>
               <w:t xml:space="preserve"> 追加同样的 </w:t>
             </w:r>
             <w:r>
               <w:rPr>
-                <w:rFonts w:ascii="Menlo" w:hAnsi="Menlo" w:eastAsia="Arial Unicode MS" w:cs="Arial Unicode MS"/>
+                <w:rFonts w:ascii="Menlo" w:hAnsi="Menlo" w:eastAsia="PingFang SC" w:cs="PingFang SC"/>
                 <w:b w:val="0"/>
                 <w:color w:val="1F4D78"/>
                 <w:sz w:val="20"/>
@@ -1249,7 +1249,7 @@
             </w:r>
             <w:r>
               <w:rPr>
-                <w:rFonts w:ascii="Arial Unicode MS" w:hAnsi="Arial Unicode MS" w:eastAsia="Arial Unicode MS" w:cs="Arial Unicode MS"/>
+                <w:rFonts w:ascii="Arial" w:hAnsi="Arial" w:eastAsia="PingFang SC" w:cs="PingFang SC"/>
                 <w:b w:val="0"/>
               </w:rPr>
               <w:t xml:space="preserve"> 语句，再重新打开终端。</w:t>
@@ -1269,7 +1269,7 @@
       </w:pPr>
       <w:r>
         <w:rPr>
-          <w:rFonts w:ascii="Arial Unicode MS" w:hAnsi="Arial Unicode MS" w:eastAsia="Arial Unicode MS" w:cs="Arial Unicode MS"/>
+          <w:rFonts w:ascii="Arial" w:hAnsi="Arial" w:eastAsia="PingFang SC" w:cs="PingFang SC"/>
           <w:b w:val="0"/>
         </w:rPr>
         <w:t>验证与排错</w:t>
@@ -1285,14 +1285,14 @@
       </w:pPr>
       <w:r>
         <w:rPr>
-          <w:rFonts w:ascii="Arial Unicode MS" w:hAnsi="Arial Unicode MS" w:eastAsia="Arial Unicode MS" w:cs="Arial Unicode MS"/>
+          <w:rFonts w:ascii="Arial" w:hAnsi="Arial" w:eastAsia="PingFang SC" w:cs="PingFang SC"/>
           <w:b w:val="0"/>
         </w:rPr>
         <w:t xml:space="preserve">打开新终端窗口，输入 </w:t>
       </w:r>
       <w:r>
         <w:rPr>
-          <w:rFonts w:ascii="Menlo" w:hAnsi="Menlo" w:eastAsia="Arial Unicode MS" w:cs="Arial Unicode MS"/>
+          <w:rFonts w:ascii="Menlo" w:hAnsi="Menlo" w:eastAsia="PingFang SC" w:cs="PingFang SC"/>
           <w:b w:val="0"/>
           <w:color w:val="1F4D78"/>
           <w:sz w:val="20"/>
@@ -1301,7 +1301,7 @@
       </w:r>
       <w:r>
         <w:rPr>
-          <w:rFonts w:ascii="Arial Unicode MS" w:hAnsi="Arial Unicode MS" w:eastAsia="Arial Unicode MS" w:cs="Arial Unicode MS"/>
+          <w:rFonts w:ascii="Arial" w:hAnsi="Arial" w:eastAsia="PingFang SC" w:cs="PingFang SC"/>
           <w:b w:val="0"/>
         </w:rPr>
         <w:t>，能进入交互并发起一次对话即配置成功。</w:t>
@@ -1317,7 +1317,7 @@
       </w:pPr>
       <w:r>
         <w:rPr>
-          <w:rFonts w:ascii="Arial Unicode MS" w:hAnsi="Arial Unicode MS" w:eastAsia="Arial Unicode MS" w:cs="Arial Unicode MS"/>
+          <w:rFonts w:ascii="Arial" w:hAnsi="Arial" w:eastAsia="PingFang SC" w:cs="PingFang SC"/>
           <w:b w:val="0"/>
         </w:rPr>
         <w:t>如果提示认证失败，回到中转站重新复制 Claude Code 配置，并确认没有复制教程截图里的脱敏密钥。</w:t>
@@ -1333,14 +1333,14 @@
       </w:pPr>
       <w:r>
         <w:rPr>
-          <w:rFonts w:ascii="Arial Unicode MS" w:hAnsi="Arial Unicode MS" w:eastAsia="Arial Unicode MS" w:cs="Arial Unicode MS"/>
+          <w:rFonts w:ascii="Arial" w:hAnsi="Arial" w:eastAsia="PingFang SC" w:cs="PingFang SC"/>
           <w:b w:val="0"/>
         </w:rPr>
         <w:t xml:space="preserve">如果配置后仍无效，先退出 Claude Code，再关闭旧终端，重新打开终端后再次输入 </w:t>
       </w:r>
       <w:r>
         <w:rPr>
-          <w:rFonts w:ascii="Menlo" w:hAnsi="Menlo" w:eastAsia="Arial Unicode MS" w:cs="Arial Unicode MS"/>
+          <w:rFonts w:ascii="Menlo" w:hAnsi="Menlo" w:eastAsia="PingFang SC" w:cs="PingFang SC"/>
           <w:b w:val="0"/>
           <w:color w:val="1F4D78"/>
           <w:sz w:val="20"/>
@@ -1349,7 +1349,7 @@
       </w:r>
       <w:r>
         <w:rPr>
-          <w:rFonts w:ascii="Arial Unicode MS" w:hAnsi="Arial Unicode MS" w:eastAsia="Arial Unicode MS" w:cs="Arial Unicode MS"/>
+          <w:rFonts w:ascii="Arial" w:hAnsi="Arial" w:eastAsia="PingFang SC" w:cs="PingFang SC"/>
           <w:b w:val="0"/>
         </w:rPr>
         <w:t>。</w:t>
@@ -1365,7 +1365,7 @@
       </w:pPr>
       <w:r>
         <w:rPr>
-          <w:rFonts w:ascii="Arial Unicode MS" w:hAnsi="Arial Unicode MS" w:eastAsia="Arial Unicode MS" w:cs="Arial Unicode MS"/>
+          <w:rFonts w:ascii="Arial" w:hAnsi="Arial" w:eastAsia="PingFang SC" w:cs="PingFang SC"/>
           <w:b w:val="0"/>
         </w:rPr>
         <w:t xml:space="preserve">如果提示额度或限流，打开 </w:t>
@@ -1373,7 +1373,7 @@
       <w:hyperlink r:id="rId12">
         <w:r>
           <w:rPr>
-            <w:rFonts w:ascii="Arial Unicode MS" w:hAnsi="Arial Unicode MS" w:eastAsia="Arial Unicode MS" w:cs="Arial Unicode MS"/>
+            <w:rFonts w:ascii="Arial" w:hAnsi="Arial" w:eastAsia="PingFang SC" w:cs="PingFang SC"/>
             <w:color w:val="0563C1"/>
             <w:u w:val="single"/>
           </w:rPr>
@@ -1382,7 +1382,7 @@
       </w:hyperlink>
       <w:r>
         <w:rPr>
-          <w:rFonts w:ascii="Arial Unicode MS" w:hAnsi="Arial Unicode MS" w:eastAsia="Arial Unicode MS" w:cs="Arial Unicode MS"/>
+          <w:rFonts w:ascii="Arial" w:hAnsi="Arial" w:eastAsia="PingFang SC" w:cs="PingFang SC"/>
           <w:b w:val="0"/>
         </w:rPr>
         <w:t xml:space="preserve"> 检查余额、订阅日额度和分组是否正确。</w:t>
@@ -1410,7 +1410,7 @@
     </w:pPr>
     <w:r>
       <w:rPr>
-        <w:rFonts w:ascii="Arial Unicode MS" w:hAnsi="Arial Unicode MS" w:eastAsia="Arial Unicode MS" w:cs="Arial Unicode MS"/>
+        <w:rFonts w:ascii="Arial" w:hAnsi="Arial" w:eastAsia="PingFang SC" w:cs="PingFang SC"/>
         <w:color w:val="5F6368"/>
         <w:sz w:val="17"/>
       </w:rPr>
@@ -1421,7 +1421,7 @@
     </w:r>
     <w:r>
       <w:rPr>
-        <w:rFonts w:ascii="Arial Unicode MS" w:hAnsi="Arial Unicode MS" w:eastAsia="Arial Unicode MS" w:cs="Arial Unicode MS"/>
+        <w:rFonts w:ascii="Arial" w:hAnsi="Arial" w:eastAsia="PingFang SC" w:cs="PingFang SC"/>
         <w:color w:val="5F6368"/>
         <w:sz w:val="17"/>
       </w:rPr>
@@ -1441,7 +1441,7 @@
     </w:pPr>
     <w:r>
       <w:rPr>
-        <w:rFonts w:ascii="Arial Unicode MS" w:hAnsi="Arial Unicode MS" w:eastAsia="Arial Unicode MS" w:cs="Arial Unicode MS"/>
+        <w:rFonts w:ascii="Arial" w:hAnsi="Arial" w:eastAsia="PingFang SC" w:cs="PingFang SC"/>
         <w:color w:val="5F6368"/>
         <w:sz w:val="17"/>
       </w:rPr>
@@ -1856,7 +1856,7 @@
       <w:spacing w:before="0" w:after="120" w:line="300" w:lineRule="auto"/>
     </w:pPr>
     <w:rPr>
-      <w:rFonts w:ascii="Arial Unicode MS" w:hAnsi="Arial Unicode MS" w:eastAsia="Arial Unicode MS" w:cs="Arial Unicode MS"/>
+      <w:rFonts w:ascii="Arial" w:hAnsi="Arial" w:eastAsia="PingFang SC" w:cs="PingFang SC"/>
       <w:sz w:val="22"/>
     </w:rPr>
   </w:style>
@@ -1919,7 +1919,7 @@
       <w:outlineLvl w:val="0"/>
     </w:pPr>
     <w:rPr>
-      <w:rFonts w:asciiTheme="majorHAnsi" w:eastAsiaTheme="majorEastAsia" w:hAnsiTheme="majorHAnsi" w:cstheme="majorBidi" w:ascii="Arial Unicode MS" w:hAnsi="Arial Unicode MS" w:eastAsia="Arial Unicode MS" w:cs="Arial Unicode MS"/>
+      <w:rFonts w:asciiTheme="majorHAnsi" w:eastAsiaTheme="majorEastAsia" w:hAnsiTheme="majorHAnsi" w:cstheme="majorBidi" w:ascii="Arial" w:hAnsi="Arial" w:eastAsia="PingFang SC" w:cs="PingFang SC"/>
       <w:b/>
       <w:bCs/>
       <w:color w:val="2E74B5"/>
@@ -1943,7 +1943,7 @@
       <w:outlineLvl w:val="1"/>
     </w:pPr>
     <w:rPr>
-      <w:rFonts w:asciiTheme="majorHAnsi" w:eastAsiaTheme="majorEastAsia" w:hAnsiTheme="majorHAnsi" w:cstheme="majorBidi" w:ascii="Arial Unicode MS" w:hAnsi="Arial Unicode MS" w:eastAsia="Arial Unicode MS" w:cs="Arial Unicode MS"/>
+      <w:rFonts w:asciiTheme="majorHAnsi" w:eastAsiaTheme="majorEastAsia" w:hAnsiTheme="majorHAnsi" w:cstheme="majorBidi" w:ascii="Arial" w:hAnsi="Arial" w:eastAsia="PingFang SC" w:cs="PingFang SC"/>
       <w:b/>
       <w:bCs/>
       <w:color w:val="2E74B5"/>
@@ -1967,7 +1967,7 @@
       <w:outlineLvl w:val="2"/>
     </w:pPr>
     <w:rPr>
-      <w:rFonts w:asciiTheme="majorHAnsi" w:eastAsiaTheme="majorEastAsia" w:hAnsiTheme="majorHAnsi" w:cstheme="majorBidi" w:ascii="Arial Unicode MS" w:hAnsi="Arial Unicode MS" w:eastAsia="Arial Unicode MS" w:cs="Arial Unicode MS"/>
+      <w:rFonts w:asciiTheme="majorHAnsi" w:eastAsiaTheme="majorEastAsia" w:hAnsiTheme="majorHAnsi" w:cstheme="majorBidi" w:ascii="Arial" w:hAnsi="Arial" w:eastAsia="PingFang SC" w:cs="PingFang SC"/>
       <w:b/>
       <w:bCs/>
       <w:color w:val="1F4D78"/>
@@ -2654,7 +2654,7 @@
       <w:jc w:val="center"/>
     </w:pPr>
     <w:rPr>
-      <w:rFonts w:ascii="Arial Unicode MS" w:hAnsi="Arial Unicode MS" w:eastAsia="Arial Unicode MS" w:cs="Arial Unicode MS"/>
+      <w:rFonts w:ascii="Arial" w:hAnsi="Arial" w:eastAsia="PingFang SC" w:cs="PingFang SC"/>
       <w:b/>
       <w:bCs/>
       <w:i w:val="0"/>
